--- a/Collatio/11/1. Textos/2. Limpios/11-C.docx
+++ b/Collatio/11/1. Textos/2. Limpios/11-C.docx
@@ -1,22 +1,22 @@
 
 <file path=word/document.xml><?xml version="1.0" encoding="utf-8"?>
-<w:document xmlns:wpc="http://schemas.microsoft.com/office/word/2010/wordprocessingCanvas" xmlns:cx="http://schemas.microsoft.com/office/drawing/2014/chartex" xmlns:cx1="http://schemas.microsoft.com/office/drawing/2015/9/8/chartex" xmlns:cx2="http://schemas.microsoft.com/office/drawing/2015/10/21/chartex" xmlns:cx3="http://schemas.microsoft.com/office/drawing/2016/5/9/chartex" xmlns:cx4="http://schemas.microsoft.com/office/drawing/2016/5/10/chartex" xmlns:cx5="http://schemas.microsoft.com/office/drawing/2016/5/11/chartex" xmlns:cx6="http://schemas.microsoft.com/office/drawing/2016/5/12/chartex" xmlns:cx7="http://schemas.microsoft.com/office/drawing/2016/5/13/chartex" xmlns:cx8="http://schemas.microsoft.com/office/drawing/2016/5/14/chartex" xmlns:mc="http://schemas.openxmlformats.org/markup-compatibility/2006" xmlns:aink="http://schemas.microsoft.com/office/drawing/2016/ink" xmlns:am3d="http://schemas.microsoft.com/office/drawing/2017/model3d" xmlns:o="urn:schemas-microsoft-com:office:office" xmlns:oel="http://schemas.microsoft.com/office/2019/extlst" xmlns:r="http://schemas.openxmlformats.org/officeDocument/2006/relationships" xmlns:m="http://schemas.openxmlformats.org/officeDocument/2006/math" xmlns:v="urn:schemas-microsoft-com:vml" xmlns:wp14="http://schemas.microsoft.com/office/word/2010/wordprocessingDrawing" xmlns:wp="http://schemas.openxmlformats.org/drawingml/2006/wordprocessingDrawing" xmlns:w10="urn:schemas-microsoft-com:office:word" xmlns:w="http://schemas.openxmlformats.org/wordprocessingml/2006/main" xmlns:w14="http://schemas.microsoft.com/office/word/2010/wordml" xmlns:w15="http://schemas.microsoft.com/office/word/2012/wordml" xmlns:w16cex="http://schemas.microsoft.com/office/word/2018/wordml/cex" xmlns:w16cid="http://schemas.microsoft.com/office/word/2016/wordml/cid" xmlns:w16="http://schemas.microsoft.com/office/word/2018/wordml" xmlns:w16sdtdh="http://schemas.microsoft.com/office/word/2020/wordml/sdtdatahash" xmlns:w16se="http://schemas.microsoft.com/office/word/2015/wordml/symex" xmlns:wpg="http://schemas.microsoft.com/office/word/2010/wordprocessingGroup" xmlns:wpi="http://schemas.microsoft.com/office/word/2010/wordprocessingInk" xmlns:wne="http://schemas.microsoft.com/office/word/2006/wordml" xmlns:wps="http://schemas.microsoft.com/office/word/2010/wordprocessingShape" mc:Ignorable="w14 w15 w16se w16cid w16 w16cex w16sdtdh wp14">
+<w:document xmlns:wpc="http://schemas.microsoft.com/office/word/2010/wordprocessingCanvas" xmlns:cx="http://schemas.microsoft.com/office/drawing/2014/chartex" xmlns:cx1="http://schemas.microsoft.com/office/drawing/2015/9/8/chartex" xmlns:cx2="http://schemas.microsoft.com/office/drawing/2015/10/21/chartex" xmlns:cx3="http://schemas.microsoft.com/office/drawing/2016/5/9/chartex" xmlns:cx4="http://schemas.microsoft.com/office/drawing/2016/5/10/chartex" xmlns:cx5="http://schemas.microsoft.com/office/drawing/2016/5/11/chartex" xmlns:cx6="http://schemas.microsoft.com/office/drawing/2016/5/12/chartex" xmlns:cx7="http://schemas.microsoft.com/office/drawing/2016/5/13/chartex" xmlns:cx8="http://schemas.microsoft.com/office/drawing/2016/5/14/chartex" xmlns:mc="http://schemas.openxmlformats.org/markup-compatibility/2006" xmlns:aink="http://schemas.microsoft.com/office/drawing/2016/ink" xmlns:am3d="http://schemas.microsoft.com/office/drawing/2017/model3d" xmlns:o="urn:schemas-microsoft-com:office:office" xmlns:oel="http://schemas.microsoft.com/office/2019/extlst" xmlns:r="http://schemas.openxmlformats.org/officeDocument/2006/relationships" xmlns:m="http://schemas.openxmlformats.org/officeDocument/2006/math" xmlns:v="urn:schemas-microsoft-com:vml" xmlns:wp14="http://schemas.microsoft.com/office/word/2010/wordprocessingDrawing" xmlns:wp="http://schemas.openxmlformats.org/drawingml/2006/wordprocessingDrawing" xmlns:w10="urn:schemas-microsoft-com:office:word" xmlns:w="http://schemas.openxmlformats.org/wordprocessingml/2006/main" xmlns:w14="http://schemas.microsoft.com/office/word/2010/wordml" xmlns:w15="http://schemas.microsoft.com/office/word/2012/wordml" xmlns:w16cex="http://schemas.microsoft.com/office/word/2018/wordml/cex" xmlns:w16cid="http://schemas.microsoft.com/office/word/2016/wordml/cid" xmlns:w16="http://schemas.microsoft.com/office/word/2018/wordml" xmlns:w16du="http://schemas.microsoft.com/office/word/2023/wordml/word16du" xmlns:w16sdtdh="http://schemas.microsoft.com/office/word/2020/wordml/sdtdatahash" xmlns:w16sdtfl="http://schemas.microsoft.com/office/word/2024/wordml/sdtformatlock" xmlns:w16se="http://schemas.microsoft.com/office/word/2015/wordml/symex" xmlns:wpg="http://schemas.microsoft.com/office/word/2010/wordprocessingGroup" xmlns:wpi="http://schemas.microsoft.com/office/word/2010/wordprocessingInk" xmlns:wne="http://schemas.microsoft.com/office/word/2006/wordml" xmlns:wps="http://schemas.microsoft.com/office/word/2010/wordprocessingShape" mc:Ignorable="w14 w15 w16se w16cid w16 w16cex w16sdtdh w16sdtfl w16du wp14">
   <w:body>
     <w:p>
       <w:pPr>
         <w:rPr>
-          <w:rFonts w:ascii="Garamond" w:hAnsi="Garamond"/>
+          <w:rFonts w:ascii="Brill" w:hAnsi="Brill"/>
         </w:rPr>
       </w:pPr>
       <w:r>
         <w:rPr>
-          <w:rFonts w:ascii="Garamond" w:hAnsi="Garamond"/>
+          <w:rFonts w:ascii="Brill" w:hAnsi="Brill"/>
         </w:rPr>
         <w:t xml:space="preserve">El deciplo pregunto al maestro en qual de las palabras encarno el spritu santo en santa Maria sobre esto ay grand disputacion de escolares que estavamos sobre ello fablando unos dizen que fuera en aquel logar do dize el spritu santo sobreverna en ti e la vertud del alto te senbrara otros dizen que fue en aquel logar do dize </w:t>
       </w:r>
       <w:r>
         <w:rPr>
-          <w:rFonts w:ascii="Garamond" w:hAnsi="Garamond"/>
+          <w:rFonts w:ascii="Brill" w:hAnsi="Brill"/>
           <w:color w:val="ED7D31" w:themeColor="accent2"/>
           <w:lang w:val="es-ES"/>
         </w:rPr>
@@ -24,14 +24,14 @@
       </w:r>
       <w:r>
         <w:rPr>
-          <w:rFonts w:ascii="Garamond" w:hAnsi="Garamond"/>
+          <w:rFonts w:ascii="Brill" w:hAnsi="Brill"/>
           <w:color w:val="ED7D31" w:themeColor="accent2"/>
         </w:rPr>
         <w:t>enedicta tu in mulieribus et benedictus fructus bentris tu</w:t>
       </w:r>
       <w:r>
         <w:rPr>
-          <w:rFonts w:ascii="Garamond" w:hAnsi="Garamond"/>
+          <w:rFonts w:ascii="Brill" w:hAnsi="Brill"/>
           <w:color w:val="ED7D31" w:themeColor="accent2"/>
           <w:lang w:val="es-ES"/>
         </w:rPr>
@@ -39,58 +39,58 @@
       </w:r>
       <w:r>
         <w:rPr>
-          <w:rFonts w:ascii="Garamond" w:hAnsi="Garamond"/>
+          <w:rFonts w:ascii="Brill" w:hAnsi="Brill"/>
         </w:rPr>
         <w:t xml:space="preserve"> otros dizen que fue alli en el comienço de las palabras do dize dios te sal</w:t>
       </w:r>
       <w:r>
         <w:rPr>
-          <w:rFonts w:ascii="Garamond" w:hAnsi="Garamond"/>
+          <w:rFonts w:ascii="Brill" w:hAnsi="Brill"/>
           <w:lang w:val="es-ES"/>
         </w:rPr>
         <w:t>v</w:t>
       </w:r>
       <w:r>
         <w:rPr>
-          <w:rFonts w:ascii="Garamond" w:hAnsi="Garamond"/>
+          <w:rFonts w:ascii="Brill" w:hAnsi="Brill"/>
         </w:rPr>
         <w:t>e Maria llena eres de gracia el señor dios es contigo por eso vos ruego maestro que me digades en qual fue d estos logares ca voluntad fue de dios que acabase el angel toda su mensageria e despues que la mensageria fue acabada quiso el veer que respuesta daria la bien aventurada santa Maria ca si ante que la mensageria fuese acabada ella oviese concevido non oviera el angel por que dezir mas palabras de alli adelante mas el angel toda la mensageria traxo ordenada de dios e toda se avia de acabar fasta en</w:t>
       </w:r>
       <w:r>
         <w:rPr>
-          <w:rFonts w:ascii="Garamond" w:hAnsi="Garamond"/>
+          <w:rFonts w:ascii="Brill" w:hAnsi="Brill"/>
         </w:rPr>
         <w:t xml:space="preserve"> </w:t>
       </w:r>
       <w:r>
         <w:rPr>
-          <w:rFonts w:ascii="Garamond" w:hAnsi="Garamond"/>
+          <w:rFonts w:ascii="Brill" w:hAnsi="Brill"/>
         </w:rPr>
         <w:t xml:space="preserve">cima e alli ella respondio ae sierva de dios sea fecha en mi segund la tu palabra luego en aquella ora fue el nuestro señor entrado en ella ca en esta respuesta que ella dio vio el nuestro señor dos cosas en santa Maria la primera grand omildat ca bien dio a entender que era omildosa quando se llamo sierva enpos la omildat ovo consentimiento en la mensageria que le dixo el angel quando respondio que fuese fecho en ella segund la su palabra e d este consentimiento que ella consintio fue tomado en la nuestra ley de los padres santos que lo conpusieron e tan bien como es en la nuestra ley de los </w:t>
       </w:r>
       <w:r>
         <w:rPr>
-          <w:rFonts w:ascii="Garamond" w:hAnsi="Garamond"/>
+          <w:rFonts w:ascii="Brill" w:hAnsi="Brill"/>
           <w:lang w:val="es-ES"/>
         </w:rPr>
         <w:t>cristianos</w:t>
       </w:r>
       <w:r>
         <w:rPr>
-          <w:rFonts w:ascii="Garamond" w:hAnsi="Garamond"/>
+          <w:rFonts w:ascii="Brill" w:hAnsi="Brill"/>
         </w:rPr>
         <w:t xml:space="preserve"> tan bien es en la ley vieja que todo casamiento que se aya de fazer ha de seer fecho por consentimiento del varon e de la muger e si el uno lo consentiere e el otro non lo consiente non es valedero e esto se faze eso mesmo si es por fuerça ca en ninguna manera non deve seer si non a voluntad de amos ados e esta voluntad que se levante de buen coraçon ca fallamos que dixo el nuestro señor en un evangellio a sus deciplos donde dos o</w:t>
       </w:r>
       <w:r>
         <w:rPr>
-          <w:rFonts w:ascii="Garamond" w:hAnsi="Garamond"/>
+          <w:rFonts w:ascii="Brill" w:hAnsi="Brill"/>
           <w:lang w:val="es-ES"/>
         </w:rPr>
         <w:t xml:space="preserve"> </w:t>
       </w:r>
       <w:r>
         <w:rPr>
-          <w:rFonts w:ascii="Garamond" w:hAnsi="Garamond"/>
+          <w:rFonts w:ascii="Brill" w:hAnsi="Brill"/>
         </w:rPr>
         <w:t>tres fuerdes ayuntados en el mi nonbre en medio de vos sere yo</w:t>
       </w:r>
@@ -106,7 +106,7 @@
 </file>
 
 <file path=word/styles.xml><?xml version="1.0" encoding="utf-8"?>
-<w:styles xmlns:mc="http://schemas.openxmlformats.org/markup-compatibility/2006" xmlns:r="http://schemas.openxmlformats.org/officeDocument/2006/relationships" xmlns:w="http://schemas.openxmlformats.org/wordprocessingml/2006/main" xmlns:w14="http://schemas.microsoft.com/office/word/2010/wordml" xmlns:w15="http://schemas.microsoft.com/office/word/2012/wordml" xmlns:w16cex="http://schemas.microsoft.com/office/word/2018/wordml/cex" xmlns:w16cid="http://schemas.microsoft.com/office/word/2016/wordml/cid" xmlns:w16="http://schemas.microsoft.com/office/word/2018/wordml" xmlns:w16sdtdh="http://schemas.microsoft.com/office/word/2020/wordml/sdtdatahash" xmlns:w16se="http://schemas.microsoft.com/office/word/2015/wordml/symex" mc:Ignorable="w14 w15 w16se w16cid w16 w16cex w16sdtdh">
+<w:styles xmlns:mc="http://schemas.openxmlformats.org/markup-compatibility/2006" xmlns:r="http://schemas.openxmlformats.org/officeDocument/2006/relationships" xmlns:w="http://schemas.openxmlformats.org/wordprocessingml/2006/main" xmlns:w14="http://schemas.microsoft.com/office/word/2010/wordml" xmlns:w15="http://schemas.microsoft.com/office/word/2012/wordml" xmlns:w16cex="http://schemas.microsoft.com/office/word/2018/wordml/cex" xmlns:w16cid="http://schemas.microsoft.com/office/word/2016/wordml/cid" xmlns:w16="http://schemas.microsoft.com/office/word/2018/wordml" xmlns:w16du="http://schemas.microsoft.com/office/word/2023/wordml/word16du" xmlns:w16sdtdh="http://schemas.microsoft.com/office/word/2020/wordml/sdtdatahash" xmlns:w16sdtfl="http://schemas.microsoft.com/office/word/2024/wordml/sdtformatlock" xmlns:w16se="http://schemas.microsoft.com/office/word/2015/wordml/symex" mc:Ignorable="w14 w15 w16se w16cid w16 w16cex w16sdtdh w16sdtfl w16du">
   <w:docDefaults>
     <w:rPrDefault>
       <w:rPr>
